--- a/tillsyn/A 63239-2025 tillsynsbegäran.docx
+++ b/tillsyn/A 63239-2025 tillsynsbegäran.docx
@@ -35,7 +35,7 @@
     </w:p>
     <w:p>
       <w:r>
-        <w:t>I avverkningsanmälan har följande 3 naturvårdsarter hittats: spillkråka (NT, §4), talltita (NT, §4) och gröngöling (§4). Av dessa är 2 rödlistade. För rödlistade arter har rödlistekategorin angivits inom parentes. För fridlysta arter anges även paragrafen i Artskyddsförordningen som arten är fridlyst enligt.</w:t>
+        <w:t>I avverkningsanmälan har följande 7 naturvårdsarter hittats: brunpudrad nållav (NT), spillkråka (NT, §4), talltita (NT, §4), gulnål (S), kattfotslav (S), stor revmossa (S) och gröngöling (§4). Av dessa är 3 rödlistade. För rödlistade arter har rödlistekategorin angivits inom parentes. Arter som är signalarter enligt Skogsstyrelsen har markerats med (S). För fridlysta arter anges även paragrafen i Artskyddsförordningen som arten är fridlyst enligt.</w:t>
       </w:r>
     </w:p>
     <w:p>
@@ -50,7 +50,7 @@
       <w:r>
         <w:drawing>
           <wp:inline xmlns:a="http://schemas.openxmlformats.org/drawingml/2006/main" xmlns:pic="http://schemas.openxmlformats.org/drawingml/2006/picture">
-            <wp:extent cx="5486400" cy="4107102"/>
+            <wp:extent cx="5486400" cy="4058693"/>
             <wp:docPr id="1" name="Picture 1"/>
             <wp:cNvGraphicFramePr>
               <a:graphicFrameLocks noChangeAspect="1"/>
@@ -71,7 +71,7 @@
                   <pic:spPr>
                     <a:xfrm>
                       <a:off x="0" y="0"/>
-                      <a:ext cx="5486400" cy="4107102"/>
+                      <a:ext cx="5486400" cy="4058693"/>
                     </a:xfrm>
                     <a:prstGeom prst="rect"/>
                   </pic:spPr>
@@ -88,6 +88,28 @@
       </w:pPr>
       <w:r>
         <w:t>Figur 1. Fyndplatser för naturvårdsarter i det avverkningsanmälda området (röd linje). Markörer utan svart kant är placerade på fyndplatsen. Markörer med svart kant är placerade vid sidan av fyndplatsen och har ett svart streck som visar fyndplatsens exakta position. Kartans mittpunktskoordinat är N 6433315, E 344515 i SWEREF 99 TM.</w:t>
+      </w:r>
+    </w:p>
+    <w:p>
+      <w:r>
+        <w:rPr>
+          <w:b/>
+        </w:rPr>
+        <w:t>Brunpudrad nållav (NT)</w:t>
+      </w:r>
+      <w:r>
+        <w:t xml:space="preserve"> är beroende av hög, jämn luftfuktighet och kan påträffas i fuktiga skogar av naturskogskaraktär, ofta i sumpgranskog eller andra sumpskogar. Arten är placerad högst upp i Skogsstyrelsens värdepyramid för bedömning av skog med höga naturvärden och förekomster bör undantas från skogsbruksåtgärder (SLU Artdatabanken, 2024; Nitare &amp; Skogsstyrelsen, 2019).</w:t>
+      </w:r>
+    </w:p>
+    <w:p>
+      <w:r>
+        <w:rPr>
+          <w:b/>
+        </w:rPr>
+        <w:t xml:space="preserve">Kattfotslav </w:t>
+      </w:r>
+      <w:r>
+        <w:t>är en mycket god signalart i hela sitt svenska utbredningsområde och skogsbestånd med kattfotslav är alltid värdefulla ur naturvårdssynpunkt. Arten indikerar dels ett mikroklimat med konstant hög luftfuktighet, dels kontinuitet av äldre träd och god trädslutenhet. Trots att den är vanligare i sydvästra Sverige växer den enbart i skogsbestånd med höga naturvärden. Den är känslig för skogliga ingrepp som kan förändra lokal- och mikroklimat (Nitare &amp; Skogsstyrelsen, 2019).</w:t>
       </w:r>
     </w:p>
     <w:p>
@@ -445,7 +467,7 @@
     <w:r>
       <w:tab/>
       <w:tab/>
-      <w:t>2025-12-28</w:t>
+      <w:t>2025-12-29</w:t>
       <w:br/>
       <w:br/>
     </w:r>

--- a/tillsyn/A 63239-2025 tillsynsbegäran.docx
+++ b/tillsyn/A 63239-2025 tillsynsbegäran.docx
@@ -467,7 +467,7 @@
     <w:r>
       <w:tab/>
       <w:tab/>
-      <w:t>2025-12-29</w:t>
+      <w:t>2025-12-30</w:t>
       <w:br/>
       <w:br/>
     </w:r>

--- a/tillsyn/A 63239-2025 tillsynsbegäran.docx
+++ b/tillsyn/A 63239-2025 tillsynsbegäran.docx
@@ -467,7 +467,7 @@
     <w:r>
       <w:tab/>
       <w:tab/>
-      <w:t>2025-12-30</w:t>
+      <w:t>2025-12-31</w:t>
       <w:br/>
       <w:br/>
     </w:r>

--- a/tillsyn/A 63239-2025 tillsynsbegäran.docx
+++ b/tillsyn/A 63239-2025 tillsynsbegäran.docx
@@ -467,7 +467,7 @@
     <w:r>
       <w:tab/>
       <w:tab/>
-      <w:t>2025-12-31</w:t>
+      <w:t>2026-01-03</w:t>
       <w:br/>
       <w:br/>
     </w:r>

--- a/tillsyn/A 63239-2025 tillsynsbegäran.docx
+++ b/tillsyn/A 63239-2025 tillsynsbegäran.docx
@@ -518,7 +518,7 @@
     <w:r>
       <w:tab/>
       <w:tab/>
-      <w:t>2026-01-07</w:t>
+      <w:t>2026-01-08</w:t>
       <w:br/>
       <w:br/>
     </w:r>

--- a/tillsyn/A 63239-2025 tillsynsbegäran.docx
+++ b/tillsyn/A 63239-2025 tillsynsbegäran.docx
@@ -518,7 +518,7 @@
     <w:r>
       <w:tab/>
       <w:tab/>
-      <w:t>2026-01-08</w:t>
+      <w:t>2026-01-09</w:t>
       <w:br/>
       <w:br/>
     </w:r>

--- a/tillsyn/A 63239-2025 tillsynsbegäran.docx
+++ b/tillsyn/A 63239-2025 tillsynsbegäran.docx
@@ -518,7 +518,7 @@
     <w:r>
       <w:tab/>
       <w:tab/>
-      <w:t>2026-01-09</w:t>
+      <w:t>2026-01-10</w:t>
       <w:br/>
       <w:br/>
     </w:r>

--- a/tillsyn/A 63239-2025 tillsynsbegäran.docx
+++ b/tillsyn/A 63239-2025 tillsynsbegäran.docx
@@ -518,7 +518,7 @@
     <w:r>
       <w:tab/>
       <w:tab/>
-      <w:t>2026-01-10</w:t>
+      <w:t>2026-01-11</w:t>
       <w:br/>
       <w:br/>
     </w:r>

--- a/tillsyn/A 63239-2025 tillsynsbegäran.docx
+++ b/tillsyn/A 63239-2025 tillsynsbegäran.docx
@@ -518,7 +518,7 @@
     <w:r>
       <w:tab/>
       <w:tab/>
-      <w:t>2026-01-11</w:t>
+      <w:t>2026-01-12</w:t>
       <w:br/>
       <w:br/>
     </w:r>

--- a/tillsyn/A 63239-2025 tillsynsbegäran.docx
+++ b/tillsyn/A 63239-2025 tillsynsbegäran.docx
@@ -518,7 +518,7 @@
     <w:r>
       <w:tab/>
       <w:tab/>
-      <w:t>2026-01-12</w:t>
+      <w:t>2026-01-13</w:t>
       <w:br/>
       <w:br/>
     </w:r>

--- a/tillsyn/A 63239-2025 tillsynsbegäran.docx
+++ b/tillsyn/A 63239-2025 tillsynsbegäran.docx
@@ -518,7 +518,7 @@
     <w:r>
       <w:tab/>
       <w:tab/>
-      <w:t>2026-01-13</w:t>
+      <w:t>2026-01-14</w:t>
       <w:br/>
       <w:br/>
     </w:r>

--- a/tillsyn/A 63239-2025 tillsynsbegäran.docx
+++ b/tillsyn/A 63239-2025 tillsynsbegäran.docx
@@ -518,7 +518,7 @@
     <w:r>
       <w:tab/>
       <w:tab/>
-      <w:t>2026-01-14</w:t>
+      <w:t>2026-01-15</w:t>
       <w:br/>
       <w:br/>
     </w:r>

--- a/tillsyn/A 63239-2025 tillsynsbegäran.docx
+++ b/tillsyn/A 63239-2025 tillsynsbegäran.docx
@@ -518,7 +518,7 @@
     <w:r>
       <w:tab/>
       <w:tab/>
-      <w:t>2026-01-15</w:t>
+      <w:t>2026-01-16</w:t>
       <w:br/>
       <w:br/>
     </w:r>

--- a/tillsyn/A 63239-2025 tillsynsbegäran.docx
+++ b/tillsyn/A 63239-2025 tillsynsbegäran.docx
@@ -518,7 +518,7 @@
     <w:r>
       <w:tab/>
       <w:tab/>
-      <w:t>2026-01-16</w:t>
+      <w:t>2026-01-17</w:t>
       <w:br/>
       <w:br/>
     </w:r>

--- a/tillsyn/A 63239-2025 tillsynsbegäran.docx
+++ b/tillsyn/A 63239-2025 tillsynsbegäran.docx
@@ -518,7 +518,7 @@
     <w:r>
       <w:tab/>
       <w:tab/>
-      <w:t>2026-01-17</w:t>
+      <w:t>2026-01-18</w:t>
       <w:br/>
       <w:br/>
     </w:r>

--- a/tillsyn/A 63239-2025 tillsynsbegäran.docx
+++ b/tillsyn/A 63239-2025 tillsynsbegäran.docx
@@ -518,7 +518,7 @@
     <w:r>
       <w:tab/>
       <w:tab/>
-      <w:t>2026-01-18</w:t>
+      <w:t>2026-01-19</w:t>
       <w:br/>
       <w:br/>
     </w:r>

--- a/tillsyn/A 63239-2025 tillsynsbegäran.docx
+++ b/tillsyn/A 63239-2025 tillsynsbegäran.docx
@@ -518,7 +518,7 @@
     <w:r>
       <w:tab/>
       <w:tab/>
-      <w:t>2026-01-19</w:t>
+      <w:t>2026-01-20</w:t>
       <w:br/>
       <w:br/>
     </w:r>

--- a/tillsyn/A 63239-2025 tillsynsbegäran.docx
+++ b/tillsyn/A 63239-2025 tillsynsbegäran.docx
@@ -518,7 +518,7 @@
     <w:r>
       <w:tab/>
       <w:tab/>
-      <w:t>2026-01-20</w:t>
+      <w:t>2026-01-21</w:t>
       <w:br/>
       <w:br/>
     </w:r>

--- a/tillsyn/A 63239-2025 tillsynsbegäran.docx
+++ b/tillsyn/A 63239-2025 tillsynsbegäran.docx
@@ -35,7 +35,7 @@
     </w:p>
     <w:p>
       <w:r>
-        <w:t>I avverkningsanmälan har följande 9 naturvårdsarter hittats: brunpudrad nållav (NT), spillkråka (NT, §4), talltita (NT, §4), björksplintborre (S), gulnål (S), kattfotslav (S), stor revmossa (S), gröngöling (§4) och tjäder (§4). Av dessa är 3 rödlistade. För rödlistade arter har rödlistekategorin angivits inom parentes. Arter som är signalarter enligt Skogsstyrelsen har markerats med (S). För fridlysta arter anges även paragrafen i Artskyddsförordningen som arten är fridlyst enligt.</w:t>
+        <w:t>I avverkningsanmälan har följande 14 naturvårdsarter hittats: brunpudrad nållav (NT), spillkråka (NT, §4), talltita (NT, §4), björksplintborre (S), bronshjon (S), gulnål (S), kattfotslav (S), kornig nållav (S), rostfläck (S), stor revmossa (S), vågbandad barkbock (S), gröngöling (§4), kungsfågel (§4) och tjäder (§4). Av dessa är 3 rödlistade. För rödlistade arter har rödlistekategorin angivits inom parentes. Arter som är signalarter enligt Skogsstyrelsen har markerats med (S). För fridlysta arter anges även paragrafen i Artskyddsförordningen som arten är fridlyst enligt.</w:t>
       </w:r>
     </w:p>
     <w:p>
@@ -50,7 +50,7 @@
       <w:r>
         <w:drawing>
           <wp:inline xmlns:a="http://schemas.openxmlformats.org/drawingml/2006/main" xmlns:pic="http://schemas.openxmlformats.org/drawingml/2006/picture">
-            <wp:extent cx="5486400" cy="4058693"/>
+            <wp:extent cx="5486400" cy="4036306"/>
             <wp:docPr id="1" name="Picture 1"/>
             <wp:cNvGraphicFramePr>
               <a:graphicFrameLocks noChangeAspect="1"/>
@@ -71,7 +71,7 @@
                   <pic:spPr>
                     <a:xfrm>
                       <a:off x="0" y="0"/>
-                      <a:ext cx="5486400" cy="4058693"/>
+                      <a:ext cx="5486400" cy="4036306"/>
                     </a:xfrm>
                     <a:prstGeom prst="rect"/>
                   </pic:spPr>
@@ -113,6 +113,17 @@
       </w:r>
     </w:p>
     <w:p>
+      <w:r>
+        <w:rPr>
+          <w:b/>
+        </w:rPr>
+        <w:t xml:space="preserve">Kornig nållav </w:t>
+      </w:r>
+      <w:r>
+        <w:t>förekommer i skuggiga miljöer med hög luftfuktighet och påträffas främst i gamla skogar eller på gamla träd. Den signalerar höga naturvärden och på lokalerna finns ofta flera ovanliga och rödlistade arter (SLU Artdatabanken, 2024; Nitare &amp; Skogsstyrelsen, 2019).</w:t>
+      </w:r>
+    </w:p>
+    <w:p>
       <w:pPr>
         <w:pStyle w:val="Heading1"/>
       </w:pPr>
@@ -122,7 +133,7 @@
     </w:p>
     <w:p>
       <w:r>
-        <w:t>Följande fridlysta arter har sina livsmiljöer och växtplatser i den avverkningsanmälda skogen: spillkråka (NT, §4), talltita (NT, §4), gröngöling (§4) och tjäder (§4).</w:t>
+        <w:t>Följande fridlysta arter har sina livsmiljöer och växtplatser i den avverkningsanmälda skogen: spillkråka (NT, §4), talltita (NT, §4), gröngöling (§4), kungsfågel (§4) och tjäder (§4).</w:t>
       </w:r>
     </w:p>
     <w:p>
@@ -518,7 +529,7 @@
     <w:r>
       <w:tab/>
       <w:tab/>
-      <w:t>2026-01-21</w:t>
+      <w:t>2026-01-23</w:t>
       <w:br/>
       <w:br/>
     </w:r>

--- a/tillsyn/A 63239-2025 tillsynsbegäran.docx
+++ b/tillsyn/A 63239-2025 tillsynsbegäran.docx
@@ -529,7 +529,7 @@
     <w:r>
       <w:tab/>
       <w:tab/>
-      <w:t>2026-01-23</w:t>
+      <w:t>2026-01-24</w:t>
       <w:br/>
       <w:br/>
     </w:r>

--- a/tillsyn/A 63239-2025 tillsynsbegäran.docx
+++ b/tillsyn/A 63239-2025 tillsynsbegäran.docx
@@ -529,7 +529,7 @@
     <w:r>
       <w:tab/>
       <w:tab/>
-      <w:t>2026-01-24</w:t>
+      <w:t>2026-01-25</w:t>
       <w:br/>
       <w:br/>
     </w:r>

--- a/tillsyn/A 63239-2025 tillsynsbegäran.docx
+++ b/tillsyn/A 63239-2025 tillsynsbegäran.docx
@@ -529,7 +529,7 @@
     <w:r>
       <w:tab/>
       <w:tab/>
-      <w:t>2026-01-25</w:t>
+      <w:t>2026-01-26</w:t>
       <w:br/>
       <w:br/>
     </w:r>

--- a/tillsyn/A 63239-2025 tillsynsbegäran.docx
+++ b/tillsyn/A 63239-2025 tillsynsbegäran.docx
@@ -529,7 +529,7 @@
     <w:r>
       <w:tab/>
       <w:tab/>
-      <w:t>2026-01-26</w:t>
+      <w:t>2026-01-27</w:t>
       <w:br/>
       <w:br/>
     </w:r>

--- a/tillsyn/A 63239-2025 tillsynsbegäran.docx
+++ b/tillsyn/A 63239-2025 tillsynsbegäran.docx
@@ -529,7 +529,7 @@
     <w:r>
       <w:tab/>
       <w:tab/>
-      <w:t>2026-01-27</w:t>
+      <w:t>2026-01-28</w:t>
       <w:br/>
       <w:br/>
     </w:r>

--- a/tillsyn/A 63239-2025 tillsynsbegäran.docx
+++ b/tillsyn/A 63239-2025 tillsynsbegäran.docx
@@ -726,7 +726,7 @@
     <w:r>
       <w:tab/>
       <w:tab/>
-      <w:t>2026-03-01</w:t>
+      <w:t>2026-03-02</w:t>
       <w:br/>
       <w:br/>
     </w:r>

--- a/tillsyn/A 63239-2025 tillsynsbegäran.docx
+++ b/tillsyn/A 63239-2025 tillsynsbegäran.docx
@@ -726,7 +726,7 @@
     <w:r>
       <w:tab/>
       <w:tab/>
-      <w:t>2026-03-02</w:t>
+      <w:t>2026-03-03</w:t>
       <w:br/>
       <w:br/>
     </w:r>
